--- a/22707281_NguyenXuanChuc_Lab03/minhchung.docx
+++ b/22707281_NguyenXuanChuc_Lab03/minhchung.docx
@@ -275,7 +275,243 @@
         <w:t>microkernel</w:t>
       </w:r>
     </w:p>
-    <w:p/>
+    <w:p>
+      <w:r>
+        <w:lastRenderedPageBreak/>
+        <w:drawing>
+          <wp:inline distT="0" distB="0" distL="0" distR="0" wp14:anchorId="764C05FC" wp14:editId="20C2E001">
+            <wp:extent cx="5943600" cy="3343275"/>
+            <wp:effectExtent l="0" t="0" r="0" b="9525"/>
+            <wp:docPr id="513113176" name="Picture 1"/>
+            <wp:cNvGraphicFramePr>
+              <a:graphicFrameLocks xmlns:a="http://schemas.openxmlformats.org/drawingml/2006/main" noChangeAspect="1"/>
+            </wp:cNvGraphicFramePr>
+            <a:graphic xmlns:a="http://schemas.openxmlformats.org/drawingml/2006/main">
+              <a:graphicData uri="http://schemas.openxmlformats.org/drawingml/2006/picture">
+                <pic:pic xmlns:pic="http://schemas.openxmlformats.org/drawingml/2006/picture">
+                  <pic:nvPicPr>
+                    <pic:cNvPr id="513113176" name=""/>
+                    <pic:cNvPicPr/>
+                  </pic:nvPicPr>
+                  <pic:blipFill>
+                    <a:blip r:embed="rId10"/>
+                    <a:stretch>
+                      <a:fillRect/>
+                    </a:stretch>
+                  </pic:blipFill>
+                  <pic:spPr>
+                    <a:xfrm>
+                      <a:off x="0" y="0"/>
+                      <a:ext cx="5943600" cy="3343275"/>
+                    </a:xfrm>
+                    <a:prstGeom prst="rect">
+                      <a:avLst/>
+                    </a:prstGeom>
+                  </pic:spPr>
+                </pic:pic>
+              </a:graphicData>
+            </a:graphic>
+          </wp:inline>
+        </w:drawing>
+      </w:r>
+    </w:p>
+    <w:p>
+      <w:r>
+        <w:drawing>
+          <wp:inline distT="0" distB="0" distL="0" distR="0" wp14:anchorId="519E20C1" wp14:editId="35BB046C">
+            <wp:extent cx="5943600" cy="3343275"/>
+            <wp:effectExtent l="0" t="0" r="0" b="9525"/>
+            <wp:docPr id="1176977895" name="Picture 1"/>
+            <wp:cNvGraphicFramePr>
+              <a:graphicFrameLocks xmlns:a="http://schemas.openxmlformats.org/drawingml/2006/main" noChangeAspect="1"/>
+            </wp:cNvGraphicFramePr>
+            <a:graphic xmlns:a="http://schemas.openxmlformats.org/drawingml/2006/main">
+              <a:graphicData uri="http://schemas.openxmlformats.org/drawingml/2006/picture">
+                <pic:pic xmlns:pic="http://schemas.openxmlformats.org/drawingml/2006/picture">
+                  <pic:nvPicPr>
+                    <pic:cNvPr id="1176977895" name=""/>
+                    <pic:cNvPicPr/>
+                  </pic:nvPicPr>
+                  <pic:blipFill>
+                    <a:blip r:embed="rId11"/>
+                    <a:stretch>
+                      <a:fillRect/>
+                    </a:stretch>
+                  </pic:blipFill>
+                  <pic:spPr>
+                    <a:xfrm>
+                      <a:off x="0" y="0"/>
+                      <a:ext cx="5943600" cy="3343275"/>
+                    </a:xfrm>
+                    <a:prstGeom prst="rect">
+                      <a:avLst/>
+                    </a:prstGeom>
+                  </pic:spPr>
+                </pic:pic>
+              </a:graphicData>
+            </a:graphic>
+          </wp:inline>
+        </w:drawing>
+      </w:r>
+    </w:p>
+    <w:p>
+      <w:r>
+        <w:lastRenderedPageBreak/>
+        <w:drawing>
+          <wp:inline distT="0" distB="0" distL="0" distR="0" wp14:anchorId="6CCE317A" wp14:editId="43421D3E">
+            <wp:extent cx="5943600" cy="3343275"/>
+            <wp:effectExtent l="0" t="0" r="0" b="9525"/>
+            <wp:docPr id="441107069" name="Picture 1"/>
+            <wp:cNvGraphicFramePr>
+              <a:graphicFrameLocks xmlns:a="http://schemas.openxmlformats.org/drawingml/2006/main" noChangeAspect="1"/>
+            </wp:cNvGraphicFramePr>
+            <a:graphic xmlns:a="http://schemas.openxmlformats.org/drawingml/2006/main">
+              <a:graphicData uri="http://schemas.openxmlformats.org/drawingml/2006/picture">
+                <pic:pic xmlns:pic="http://schemas.openxmlformats.org/drawingml/2006/picture">
+                  <pic:nvPicPr>
+                    <pic:cNvPr id="441107069" name=""/>
+                    <pic:cNvPicPr/>
+                  </pic:nvPicPr>
+                  <pic:blipFill>
+                    <a:blip r:embed="rId12"/>
+                    <a:stretch>
+                      <a:fillRect/>
+                    </a:stretch>
+                  </pic:blipFill>
+                  <pic:spPr>
+                    <a:xfrm>
+                      <a:off x="0" y="0"/>
+                      <a:ext cx="5943600" cy="3343275"/>
+                    </a:xfrm>
+                    <a:prstGeom prst="rect">
+                      <a:avLst/>
+                    </a:prstGeom>
+                  </pic:spPr>
+                </pic:pic>
+              </a:graphicData>
+            </a:graphic>
+          </wp:inline>
+        </w:drawing>
+      </w:r>
+    </w:p>
+    <w:p>
+      <w:r>
+        <w:drawing>
+          <wp:inline distT="0" distB="0" distL="0" distR="0" wp14:anchorId="2B086170" wp14:editId="0002201F">
+            <wp:extent cx="5943600" cy="3343275"/>
+            <wp:effectExtent l="0" t="0" r="0" b="9525"/>
+            <wp:docPr id="437336112" name="Picture 1"/>
+            <wp:cNvGraphicFramePr>
+              <a:graphicFrameLocks xmlns:a="http://schemas.openxmlformats.org/drawingml/2006/main" noChangeAspect="1"/>
+            </wp:cNvGraphicFramePr>
+            <a:graphic xmlns:a="http://schemas.openxmlformats.org/drawingml/2006/main">
+              <a:graphicData uri="http://schemas.openxmlformats.org/drawingml/2006/picture">
+                <pic:pic xmlns:pic="http://schemas.openxmlformats.org/drawingml/2006/picture">
+                  <pic:nvPicPr>
+                    <pic:cNvPr id="437336112" name=""/>
+                    <pic:cNvPicPr/>
+                  </pic:nvPicPr>
+                  <pic:blipFill>
+                    <a:blip r:embed="rId13"/>
+                    <a:stretch>
+                      <a:fillRect/>
+                    </a:stretch>
+                  </pic:blipFill>
+                  <pic:spPr>
+                    <a:xfrm>
+                      <a:off x="0" y="0"/>
+                      <a:ext cx="5943600" cy="3343275"/>
+                    </a:xfrm>
+                    <a:prstGeom prst="rect">
+                      <a:avLst/>
+                    </a:prstGeom>
+                  </pic:spPr>
+                </pic:pic>
+              </a:graphicData>
+            </a:graphic>
+          </wp:inline>
+        </w:drawing>
+      </w:r>
+    </w:p>
+    <w:p>
+      <w:r>
+        <w:lastRenderedPageBreak/>
+        <w:drawing>
+          <wp:inline distT="0" distB="0" distL="0" distR="0" wp14:anchorId="020479B9" wp14:editId="0B0326A6">
+            <wp:extent cx="5943600" cy="3343275"/>
+            <wp:effectExtent l="0" t="0" r="0" b="9525"/>
+            <wp:docPr id="551007663" name="Picture 1"/>
+            <wp:cNvGraphicFramePr>
+              <a:graphicFrameLocks xmlns:a="http://schemas.openxmlformats.org/drawingml/2006/main" noChangeAspect="1"/>
+            </wp:cNvGraphicFramePr>
+            <a:graphic xmlns:a="http://schemas.openxmlformats.org/drawingml/2006/main">
+              <a:graphicData uri="http://schemas.openxmlformats.org/drawingml/2006/picture">
+                <pic:pic xmlns:pic="http://schemas.openxmlformats.org/drawingml/2006/picture">
+                  <pic:nvPicPr>
+                    <pic:cNvPr id="551007663" name=""/>
+                    <pic:cNvPicPr/>
+                  </pic:nvPicPr>
+                  <pic:blipFill>
+                    <a:blip r:embed="rId14"/>
+                    <a:stretch>
+                      <a:fillRect/>
+                    </a:stretch>
+                  </pic:blipFill>
+                  <pic:spPr>
+                    <a:xfrm>
+                      <a:off x="0" y="0"/>
+                      <a:ext cx="5943600" cy="3343275"/>
+                    </a:xfrm>
+                    <a:prstGeom prst="rect">
+                      <a:avLst/>
+                    </a:prstGeom>
+                  </pic:spPr>
+                </pic:pic>
+              </a:graphicData>
+            </a:graphic>
+          </wp:inline>
+        </w:drawing>
+      </w:r>
+    </w:p>
+    <w:p>
+      <w:r>
+        <w:drawing>
+          <wp:inline distT="0" distB="0" distL="0" distR="0" wp14:anchorId="71EA0425" wp14:editId="7D3B112A">
+            <wp:extent cx="5943600" cy="3343275"/>
+            <wp:effectExtent l="0" t="0" r="0" b="9525"/>
+            <wp:docPr id="23770029" name="Picture 1"/>
+            <wp:cNvGraphicFramePr>
+              <a:graphicFrameLocks xmlns:a="http://schemas.openxmlformats.org/drawingml/2006/main" noChangeAspect="1"/>
+            </wp:cNvGraphicFramePr>
+            <a:graphic xmlns:a="http://schemas.openxmlformats.org/drawingml/2006/main">
+              <a:graphicData uri="http://schemas.openxmlformats.org/drawingml/2006/picture">
+                <pic:pic xmlns:pic="http://schemas.openxmlformats.org/drawingml/2006/picture">
+                  <pic:nvPicPr>
+                    <pic:cNvPr id="23770029" name=""/>
+                    <pic:cNvPicPr/>
+                  </pic:nvPicPr>
+                  <pic:blipFill>
+                    <a:blip r:embed="rId15"/>
+                    <a:stretch>
+                      <a:fillRect/>
+                    </a:stretch>
+                  </pic:blipFill>
+                  <pic:spPr>
+                    <a:xfrm>
+                      <a:off x="0" y="0"/>
+                      <a:ext cx="5943600" cy="3343275"/>
+                    </a:xfrm>
+                    <a:prstGeom prst="rect">
+                      <a:avLst/>
+                    </a:prstGeom>
+                  </pic:spPr>
+                </pic:pic>
+              </a:graphicData>
+            </a:graphic>
+          </wp:inline>
+        </w:drawing>
+      </w:r>
+    </w:p>
     <w:sectPr>
       <w:pgSz w:w="12240" w:h="15840"/>
       <w:pgMar w:top="1440" w:right="1440" w:bottom="1440" w:left="1440" w:header="720" w:footer="720" w:gutter="0"/>
